--- a/backend/data/corpus/DOC-20260720-314.docx
+++ b/backend/data/corpus/DOC-20260720-314.docx
@@ -46,7 +46,7 @@
         <w:rPr>
           <w:sz w:val="21"/>
         </w:rPr>
-        <w:t>A brief visit in the reading room; the schedule was tight.</w:t>
+        <w:t>A productive visit between clinic blocks; the schedule was tight.</w:t>
       </w:r>
     </w:p>
     <w:p>
@@ -76,7 +76,7 @@
         <w:rPr>
           <w:sz w:val="21"/>
         </w:rPr>
-        <w:t>Formulary questions remains the slowest step, which came up as a general frustration.</w:t>
+        <w:t>Agreed to reconnect at the next visit; nothing that needed follow-up.</w:t>
       </w:r>
     </w:p>
     <w:p>
@@ -91,37 +91,7 @@
         <w:rPr>
           <w:sz w:val="21"/>
         </w:rPr>
-        <w:t>Spent some time on the refractory group and how workup decisions get sequenced.</w:t>
-      </w:r>
-    </w:p>
-    <w:p>
-      <w:r>
-        <w:rPr>
-          <w:sz w:val="21"/>
-        </w:rPr>
-      </w:r>
-    </w:p>
-    <w:p>
-      <w:r>
-        <w:rPr>
-          <w:sz w:val="21"/>
-        </w:rPr>
-        <w:t>No specific request. Safety items asked about and confirmed none.</w:t>
-      </w:r>
-    </w:p>
-    <w:p>
-      <w:r>
-        <w:rPr>
-          <w:sz w:val="21"/>
-        </w:rPr>
-      </w:r>
-    </w:p>
-    <w:p>
-      <w:r>
-        <w:rPr>
-          <w:sz w:val="21"/>
-        </w:rPr>
-        <w:t>Mostly small talk about the program and the venue.</w:t>
+        <w:t>Clinic throughput is slowly recovering since the summer, which shapes how much time there is for anything else.</w:t>
       </w:r>
     </w:p>
     <w:sectPr>
